--- a/data/ai_texts/AI_text_184.docx
+++ b/data/ai_texts/AI_text_184.docx
@@ -24,7 +24,7 @@
     </w:p>
     <w:p>
       <w:r>
-        <w:t>Personal values are fundamental in shaping individual identity and guiding behavior through life's myriad challenges. Among my most crucial values are integrity, empathy, and perseverance, each cultivated through distinct experiences and influences. Integrity developed from observing my parents' unwavering commitment to honesty, a principle that has since become integral to my decision-making process. Empathy emerged from early encounters with diverse communities, which instilled a deep appreciation for understanding and valuing differing perspectives. Perseverance was nurtured during academic and personal trials, where resilience in the face of adversity proved essential for growth (Ref-f471838). These values not only define my interactions with the world but also serve as a compass in navigating complex moral landscapes. Through this exploration of values, it becomes evident how they underpin my identity, influencing both personal and professional realms, and preparing me for the challenges of understanding broader societal issues.</w:t>
+        <w:t>Personal values are fundamental in shaping individual identity and guiding behavior through life's myriad challenges. Among my most crucial values are integrity, empathy, and perseverance, each cultivated through distinct experiences and influences. Integrity developed from observing my parents' unwavering commitment to honesty, a principle that has since become integral to my decision-making process. Empathy emerged from early encounters with diverse communities, which instilled a deep appreciation for understanding and valuing differing perspectives. Perseverance was nurtured during academic and personal trials, where resilience in the face of adversity proved essential for growth (Ref-s383623). These values not only define my interactions with the world but also serve as a compass in navigating complex moral landscapes. Through this exploration of values, it becomes evident how they underpin my identity, influencing both personal and professional realms, and preparing me for the challenges of understanding broader societal issues.</w:t>
       </w:r>
     </w:p>
     <w:p>
@@ -34,7 +34,7 @@
     </w:p>
     <w:p>
       <w:r>
-        <w:t>Reflecting on my formative memories reveals the profound impact of sensory and emotional experiences on personal growth. One of my earliest memories involves the comforting aroma of my grandmother's kitchen, a sensory delight that fostered a sense of belonging and warmth. Another pivotal memory from childhood is the vibrant cacophony of a bustling city market, which instilled a lifelong appreciation for cultural diversity and social dynamics (Ref-u303424). As an adult, the serene tranquility experienced during a solitary hike in the mountains provided a moment of introspection, emphasizing the importance of solitude in personal reflection. Additionally, the emotional intensity of witnessing a close friend's perseverance through adversity highlighted the profound connections and empathy that define human relationships. These memories, rich in sensory details and emotional depth, serve as anchors that shape my identity, reflecting the complex interplay between past experiences and present values.</w:t>
+        <w:t>Reflecting on my formative memories reveals the profound impact of sensory and emotional experiences on personal growth. One of my earliest memories involves the comforting aroma of my grandmother's kitchen, a sensory delight that fostered a sense of belonging and warmth. Another pivotal memory from childhood is the vibrant cacophony of a bustling city market, which instilled a lifelong appreciation for cultural diversity and social dynamics (Ref-f397273). As an adult, the serene tranquility experienced during a solitary hike in the mountains provided a moment of introspection, emphasizing the importance of solitude in personal reflection. Additionally, the emotional intensity of witnessing a close friend's perseverance through adversity highlighted the profound connections and empathy that define human relationships. These memories, rich in sensory details and emotional depth, serve as anchors that shape my identity, reflecting the complex interplay between past experiences and present values.</w:t>
       </w:r>
     </w:p>
     <w:p>
@@ -44,7 +44,7 @@
     </w:p>
     <w:p>
       <w:r>
-        <w:t>Reflecting on pivotal choice points in my life illuminates the complexity of decision-making processes and their impact on personal development. A significant decision occurred when choosing a university major, where I opted for psychology over engineering, driven by a desire to understand human behavior more deeply. This choice was influenced by my value of empathy, which underscored the importance of connecting with others on a psychological level. Another crucial choice was declining a lucrative job offer to pursue further education, a decision that aligned with my value of perseverance, as it promised long-term personal and professional growth. A third choice point involved relocating to a multicultural city, motivated by the desire to immerse myself in diverse cultures, which resonates with my appreciation for cultural diversity and social dynamics (Nguyen, 2015). These decisions reflect intricate intersections of values, aspirations, and the quest for self-actualization, shaping the trajectory of my personal and professional life.</w:t>
+        <w:t>Reflecting on pivotal choice points in my life illuminates the complexity of decision-making processes and their impact on personal development. A significant decision occurred when choosing a university major, where I opted for psychology over engineering, driven by a desire to understand human behavior more deeply. This choice was influenced by my value of empathy, which underscored the importance of connecting with others on a psychological level. Another crucial choice was declining a lucrative job offer to pursue further education, a decision that aligned with my value of perseverance, as it promised long-term personal and professional growth. A third choice point involved relocating to a multicultural city, motivated by the desire to immerse myself in diverse cultures, which resonates with my appreciation for cultural diversity and social dynamics (Ref-s274078). These decisions reflect intricate intersections of values, aspirations, and the quest for self-actualization, shaping the trajectory of my personal and professional life.</w:t>
       </w:r>
     </w:p>
     <w:p>
@@ -54,7 +54,7 @@
     </w:p>
     <w:p>
       <w:r>
-        <w:t>Examining the interplay between personal values, memories, and choice points reveals recurring themes that underscore the narrative of my life. A prominent theme is the pursuit of understanding and empathy, manifesting through my choice of psychology as a major and my value of connecting with diverse perspectives. This theme is echoed in my formative experiences, such as the vibrant city market, which fostered an appreciation for cultural diversity (Smith). Another theme is resilience, reflected in my value of perseverance and the decision to further my education despite lucrative alternatives, highlighting the enduring quest for personal growth. These interconnected themes illustrate a continuous journey towards self-actualization, where values, experiences, and critical decisions collectively shape my identity and aspirations. By analyzing these threads, I gain a richer understanding of how past influences inform current endeavors and prepare me for engaging meaningfully with societal issues.</w:t>
+        <w:t>Examining the interplay between personal values, memories, and choice points reveals recurring themes that underscore the narrative of my life. A prominent theme is the pursuit of understanding and empathy, manifesting through my choice of psychology as a major and my value of connecting with diverse perspectives. This theme is echoed in my formative experiences, such as the vibrant city market, which fostered an appreciation for cultural diversity (Ref-f361848). Another theme is resilience, reflected in my value of perseverance and the decision to further my education despite lucrative alternatives, highlighting the enduring quest for personal growth. These interconnected themes illustrate a continuous journey towards self-actualization, where values, experiences, and critical decisions collectively shape my identity and aspirations. By analyzing these threads, I gain a richer understanding of how past influences inform current endeavors and prepare me for engaging meaningfully with societal issues.</w:t>
       </w:r>
     </w:p>
     <w:p>
